--- a/credit-report-formatter/skills/credit-report-formatter/templates/reference-doc-macos.docx
+++ b/credit-report-formatter/skills/credit-report-formatter/templates/reference-doc-macos.docx
@@ -559,7 +559,7 @@
       <w:szCs w:val="44"/>
     </w:rPr>
     <w:pPr>
-      <w:spacing w:before="360" w:after="240"/>
+      <w:spacing w:before="360" w:after="240" w:line="240" w:lineRule="auto"/>
       <w:jc w:val="center"/>
     </w:pPr>
   </w:style>

--- a/credit-report-formatter/skills/credit-report-formatter/templates/reference-doc-macos.docx
+++ b/credit-report-formatter/skills/credit-report-formatter/templates/reference-doc-macos.docx
@@ -560,7 +560,7 @@
     </w:rPr>
     <w:pPr>
       <w:spacing w:before="360" w:after="240" w:line="240" w:lineRule="auto"/>
-      <w:jc w:val="center"/>
+      <w:jc w:val="left"/>
     </w:pPr>
   </w:style>
   <w:style w:type="character" w:customStyle="1" w:styleId="TitleChar">

--- a/credit-report-formatter/skills/credit-report-formatter/templates/reference-doc-macos.docx
+++ b/credit-report-formatter/skills/credit-report-formatter/templates/reference-doc-macos.docx
@@ -560,7 +560,7 @@
     </w:rPr>
     <w:pPr>
       <w:spacing w:before="360" w:after="240" w:line="240" w:lineRule="auto"/>
-      <w:jc w:val="left"/>
+      <w:jc w:val="center"/>
     </w:pPr>
   </w:style>
   <w:style w:type="character" w:customStyle="1" w:styleId="TitleChar">
